--- a/storage/templates/normalized-docx/BM-179/BM-179_normalized.docx
+++ b/storage/templates/normalized-docx/BM-179/BM-179_normalized.docx
@@ -1050,7 +1050,7 @@
         <w:rPr>
           <w:rFonts w:cs="Times New Roman" w:ascii="Times New Roman" w:hAnsi="Times New Roman"/>
         </w:rPr>
-        <w:t>{{document.field}}</w:t>
+        <w:t>{{document.fullDocumentCode}}</w:t>
       </w:r>
     </w:p>
     <w:p>
@@ -1142,7 +1142,7 @@
         <w:rPr>
           <w:rFonts w:cs="Times New Roman" w:ascii="Times New Roman" w:hAnsi="Times New Roman"/>
         </w:rPr>
-        <w:t>{{document.field}}</w:t>
+        <w:t>{{document.issueDate}}</w:t>
       </w:r>
       <w:r>
         <w:rPr>
@@ -1150,7 +1150,7 @@
           <w:spacing w:val="-2"/>
           <w:szCs w:val="28"/>
         </w:rPr>
-        <w:t xml:space="preserve">{{document.field}}</w:t>
+        <w:t xml:space="preserve">{{document.issuePlace}}</w:t>
       </w:r>
     </w:p>
     <w:p>
@@ -1204,7 +1204,7 @@
           <w:spacing w:val="-2"/>
           <w:szCs w:val="28"/>
         </w:rPr>
-        <w:t>{{document.field}}</w:t>
+        <w:t>{{document.contentLine}}</w:t>
         <w:tab/>
         <w:tab/>
       </w:r>
@@ -1232,7 +1232,7 @@
           <w:spacing w:val="-2"/>
           <w:szCs w:val="28"/>
         </w:rPr>
-        <w:t>{{document.field}}</w:t>
+        <w:t>{{document.reasonLine}}</w:t>
         <w:tab/>
         <w:tab/>
         <w:t xml:space="preserve"> </w:t>
@@ -1313,7 +1313,7 @@
           <w:spacing w:val="-2"/>
           <w:szCs w:val="28"/>
         </w:rPr>
-        <w:t xml:space="preserve">{{document.field}}</w:t>
+        <w:t xml:space="preserve">{{person.personFullName}}</w:t>
         <w:tab/>
         <w:tab/>
       </w:r>
@@ -1415,7 +1415,7 @@
           <w:szCs w:val="28"/>
           <w:lang w:eastAsia="vi-VN"/>
         </w:rPr>
-        <w:t>{{document.field}}</w:t>
+        <w:t>{{person.dateOfBirth}}</w:t>
       </w:r>
     </w:p>
     <w:p>
@@ -1737,7 +1737,7 @@
                 <w:sz w:val="24"/>
                 <w:szCs w:val="26"/>
               </w:rPr>
-              <w:t>{{document.field}}</w:t>
+              <w:t>{{document.summaryLine}}</w:t>
             </w:r>
           </w:p>
           <w:p>
